--- a/cv/CV_ANDRES_ALFREDO_CORNEJO_FIGUEROA.docx
+++ b/cv/CV_ANDRES_ALFREDO_CORNEJO_FIGUEROA.docx
@@ -59,7 +59,7 @@
         <w:spacing w:after="120"/>
       </w:pPr>
       <w:r>
-        <w:t>¡Hola! Soy Ingeniero de Ciencias de la Computación en ESPOL, apasionado por la automatización de procesos y la elaboración de flujos agénticos. He competido en retos universitarios de seguridad informática e inteligencia artificial, y poseo experiencia en desarrollo fullstack, AI Engineering, Data Engineering y programación de sistemas. Estoy entusiasmado por continuar creciendo en mi trayectoria profesional y comprometido a dedicarme plenamente en ello.</w:t>
+        <w:t>Ingeniero en Ciencias de la Computación por la ESPOL, con experiencia en desarrollo fullstack, AI Engineering y Data Engineering. Especializado en automatización de procesos y en el diseño de flujos agénticos. He participado en competencias universitarias de seguridad informática e inteligencia artificial, y busco aportar soluciones técnicas sólidas y escalables en entornos productivos.</w:t>
       </w:r>
     </w:p>
     <w:p>
